--- a/selected_stock_analysis/自选股202308_50日长线上升通道股票.docx
+++ b/selected_stock_analysis/自选股202308_50日长线上升通道股票.docx
@@ -7,7 +7,7 @@
         <w:pStyle w:val="Heading1"/>
       </w:pPr>
       <w:r>
-        <w:t>002353，杰瑞股份</w:t>
+        <w:t>002475，立讯精密</w:t>
       </w:r>
     </w:p>
     <w:p>
